--- a/Lembar_Jawaban_Quiz_ASD.docx
+++ b/Lembar_Jawaban_Quiz_ASD.docx
@@ -575,7 +575,35 @@
         <w:rPr>
           <w:i/>
         </w:rPr>
-        <w:t>Tempelkan source code dalam bentuk teks (copy–paste) pada bagian berikut. Jangan menempelkan gambar saja. Jika Anda menggunakan beberapa file, tempelkan per class sesuai urutan.</w:t>
+        <w:t xml:space="preserve">Tempelkan source code dalam bentuk teks (copy–paste) pada bagian berikut. Jangan menempelkan gambar saja. Jika Anda menggunakan beberapa file, tempelkan per class </w:t>
+      </w:r>
+      <w:proofErr w:type="spellStart"/>
+      <w:r>
+        <w:rPr>
+          <w:i/>
+        </w:rPr>
+        <w:t>sesuai</w:t>
+      </w:r>
+      <w:proofErr w:type="spellEnd"/>
+      <w:r>
+        <w:rPr>
+          <w:i/>
+        </w:rPr>
+        <w:t xml:space="preserve"> </w:t>
+      </w:r>
+      <w:proofErr w:type="spellStart"/>
+      <w:r>
+        <w:rPr>
+          <w:i/>
+        </w:rPr>
+        <w:t>urutan</w:t>
+      </w:r>
+      <w:proofErr w:type="spellEnd"/>
+      <w:r>
+        <w:rPr>
+          <w:i/>
+        </w:rPr>
+        <w:t>.</w:t>
       </w:r>
     </w:p>
     <w:p/>
@@ -24618,18 +24646,56 @@
       </w:r>
     </w:p>
     <w:p>
-      <w:r>
-        <w:t>....................................................................................................</w:t>
-      </w:r>
-    </w:p>
-    <w:p>
-      <w:r>
-        <w:t>....................................................................................................</w:t>
-      </w:r>
-    </w:p>
-    <w:p>
-      <w:r>
-        <w:t>....................................................................................................</w:t>
+      <w:proofErr w:type="spellStart"/>
+      <w:r>
+        <w:t>Untuk</w:t>
+      </w:r>
+      <w:proofErr w:type="spellEnd"/>
+      <w:r>
+        <w:t xml:space="preserve"> </w:t>
+      </w:r>
+      <w:proofErr w:type="spellStart"/>
+      <w:r>
+        <w:t>Lebih</w:t>
+      </w:r>
+      <w:proofErr w:type="spellEnd"/>
+      <w:r>
+        <w:t xml:space="preserve"> </w:t>
+      </w:r>
+      <w:proofErr w:type="spellStart"/>
+      <w:r>
+        <w:t>lengkapnya</w:t>
+      </w:r>
+      <w:proofErr w:type="spellEnd"/>
+      <w:r>
+        <w:t xml:space="preserve"> </w:t>
+      </w:r>
+      <w:proofErr w:type="spellStart"/>
+      <w:r>
+        <w:t>ada</w:t>
+      </w:r>
+      <w:proofErr w:type="spellEnd"/>
+      <w:r>
+        <w:t xml:space="preserve"> di </w:t>
+      </w:r>
+      <w:proofErr w:type="gramStart"/>
+      <w:r>
+        <w:t>GitHub :</w:t>
+      </w:r>
+      <w:proofErr w:type="gramEnd"/>
+      <w:r>
+        <w:t xml:space="preserve"> </w:t>
+      </w:r>
+      <w:hyperlink r:id="rId12" w:history="1">
+        <w:r>
+          <w:rPr>
+            <w:rStyle w:val="Hyperlink"/>
+          </w:rPr>
+          <w:t>https://github.com/nNasq/Quiz-1</w:t>
+        </w:r>
+      </w:hyperlink>
+      <w:r>
+        <w:t xml:space="preserve"> </w:t>
       </w:r>
     </w:p>
     <w:p>
@@ -36558,6 +36624,29 @@
       <w:lang w:val="en-ID"/>
     </w:rPr>
   </w:style>
+  <w:style w:type="character" w:styleId="Hyperlink">
+    <w:name w:val="Hyperlink"/>
+    <w:basedOn w:val="DefaultParagraphFont"/>
+    <w:uiPriority w:val="99"/>
+    <w:unhideWhenUsed/>
+    <w:rsid w:val="00143B40"/>
+    <w:rPr>
+      <w:color w:val="0000FF" w:themeColor="hyperlink"/>
+      <w:u w:val="single"/>
+    </w:rPr>
+  </w:style>
+  <w:style w:type="character" w:styleId="UnresolvedMention">
+    <w:name w:val="Unresolved Mention"/>
+    <w:basedOn w:val="DefaultParagraphFont"/>
+    <w:uiPriority w:val="99"/>
+    <w:semiHidden/>
+    <w:unhideWhenUsed/>
+    <w:rsid w:val="00143B40"/>
+    <w:rPr>
+      <w:color w:val="605E5C"/>
+      <w:shd w:val="clear" w:color="auto" w:fill="E1DFDD"/>
+    </w:rPr>
+  </w:style>
 </w:styles>
 </file>
 

--- a/Lembar_Jawaban_Quiz_ASD.docx
+++ b/Lembar_Jawaban_Quiz_ASD.docx
@@ -22680,7 +22680,19 @@
         <w:rPr>
           <w:color w:val="000000"/>
         </w:rPr>
-        <w:t>Padul</w:t>
+        <w:t>Pad</w:t>
+      </w:r>
+      <w:r>
+        <w:rPr>
+          <w:color w:val="000000"/>
+        </w:rPr>
+        <w:t>i</w:t>
+      </w:r>
+      <w:r>
+        <w:rPr>
+          <w:color w:val="000000"/>
+        </w:rPr>
+        <w:t>l</w:t>
       </w:r>
       <w:proofErr w:type="spellEnd"/>
       <w:r>
